--- a/Session 2 - The 1st Law - Script.docx
+++ b/Session 2 - The 1st Law - Script.docx
@@ -172,7 +172,23 @@
           <w:sz w:val="28"/>
           <w:szCs w:val="28"/>
         </w:rPr>
-        <w:t xml:space="preserve"> "Let me quickly refresh your memory with the key bites from Session 1. Remember, your brain dedicates 80% of its energy to body budgeting - keeping you alive - leaving only 20% for conscious attention. This is why small 1% improvements work so well - they work WITH your brain's energy-conservation system, not against it.</w:t>
+        <w:t xml:space="preserve"> "Let me quickly refresh your memory with the key bites from Session 1. Remember, your brain dedicates 80% of its energy to body budgeting - keeping you alive - leaving only 20% for conscious attention. This is why small 1% </w:t>
+      </w:r>
+      <w:proofErr w:type="gramStart"/>
+      <w:r>
+        <w:rPr>
+          <w:sz w:val="28"/>
+          <w:szCs w:val="28"/>
+        </w:rPr>
+        <w:t>improvements</w:t>
+      </w:r>
+      <w:proofErr w:type="gramEnd"/>
+      <w:r>
+        <w:rPr>
+          <w:sz w:val="28"/>
+          <w:szCs w:val="28"/>
+        </w:rPr>
+        <w:t xml:space="preserve"> work so well - they work WITH your brain's energy-conservation system, not against it.</w:t>
       </w:r>
     </w:p>
     <w:p>
@@ -265,37 +281,83 @@
           <w:sz w:val="28"/>
           <w:szCs w:val="28"/>
         </w:rPr>
-        <w:t xml:space="preserve"> "The Four Laws of Behavior Change give us a practical roadmap for eating any elephant. Think of them as your elephant-eating utensils, if you will. [gesture to each card]</w:t>
-      </w:r>
-    </w:p>
-    <w:p>
-      <w:pPr>
-        <w:rPr>
-          <w:sz w:val="28"/>
-          <w:szCs w:val="28"/>
-        </w:rPr>
-      </w:pPr>
-      <w:r>
-        <w:rPr>
-          <w:sz w:val="28"/>
-          <w:szCs w:val="28"/>
-        </w:rPr>
-        <w:t>Law 1: Make it Obvious - that's our focus today Law 2: Make it Attractive - next session's delicious topic</w:t>
-      </w:r>
-    </w:p>
-    <w:p>
-      <w:pPr>
-        <w:rPr>
-          <w:sz w:val="28"/>
-          <w:szCs w:val="28"/>
-        </w:rPr>
-      </w:pPr>
-      <w:r>
-        <w:rPr>
-          <w:sz w:val="28"/>
-          <w:szCs w:val="28"/>
-        </w:rPr>
-        <w:t>Law 3: Make it Easy - we'll simplify the process Law 4: Make it Satisfying - ensuring you enjoy every bite</w:t>
+        <w:t xml:space="preserve"> "The Four Laws of Behavior Change give us a practical roadmap for eating any elephant. </w:t>
+      </w:r>
+    </w:p>
+    <w:p>
+      <w:pPr>
+        <w:rPr>
+          <w:sz w:val="28"/>
+          <w:szCs w:val="28"/>
+        </w:rPr>
+      </w:pPr>
+      <w:r>
+        <w:rPr>
+          <w:sz w:val="28"/>
+          <w:szCs w:val="28"/>
+        </w:rPr>
+        <w:t xml:space="preserve">Law 1: Make it Obvious - that's our focus today </w:t>
+      </w:r>
+    </w:p>
+    <w:p>
+      <w:pPr>
+        <w:rPr>
+          <w:sz w:val="28"/>
+          <w:szCs w:val="28"/>
+        </w:rPr>
+      </w:pPr>
+      <w:r>
+        <w:rPr>
+          <w:sz w:val="28"/>
+          <w:szCs w:val="28"/>
+        </w:rPr>
+        <w:t>Law 2: Make it Attractive - next session's delicious topic</w:t>
+      </w:r>
+    </w:p>
+    <w:p>
+      <w:pPr>
+        <w:rPr>
+          <w:sz w:val="28"/>
+          <w:szCs w:val="28"/>
+        </w:rPr>
+      </w:pPr>
+      <w:r>
+        <w:rPr>
+          <w:sz w:val="28"/>
+          <w:szCs w:val="28"/>
+        </w:rPr>
+        <w:t xml:space="preserve">Law 3: Make it Easy - we'll simplify the process </w:t>
+      </w:r>
+    </w:p>
+    <w:p>
+      <w:pPr>
+        <w:rPr>
+          <w:sz w:val="28"/>
+          <w:szCs w:val="28"/>
+        </w:rPr>
+      </w:pPr>
+      <w:r>
+        <w:rPr>
+          <w:sz w:val="28"/>
+          <w:szCs w:val="28"/>
+        </w:rPr>
+        <w:t xml:space="preserve">Law 4: Make it </w:t>
+      </w:r>
+      <w:proofErr w:type="gramStart"/>
+      <w:r>
+        <w:rPr>
+          <w:sz w:val="28"/>
+          <w:szCs w:val="28"/>
+        </w:rPr>
+        <w:t>Satisfying</w:t>
+      </w:r>
+      <w:proofErr w:type="gramEnd"/>
+      <w:r>
+        <w:rPr>
+          <w:sz w:val="28"/>
+          <w:szCs w:val="28"/>
+        </w:rPr>
+        <w:t xml:space="preserve"> - ensuring you enjoy every bite</w:t>
       </w:r>
     </w:p>
     <w:p>
@@ -464,7 +526,23 @@
           <w:sz w:val="28"/>
           <w:szCs w:val="28"/>
         </w:rPr>
-        <w:t xml:space="preserve"> "Here's a startling fact: many of our most powerful habits are completely invisible to us. Research shows we operate on autopilot about 80% of the time - there's that 80% again! We're unconsciously following patterns we're not even aware we've created.</w:t>
+        <w:t xml:space="preserve"> "Here's a startling fact: many of our most powerful habits are completely invisible to us. Research shows we operate </w:t>
+      </w:r>
+      <w:proofErr w:type="gramStart"/>
+      <w:r>
+        <w:rPr>
+          <w:sz w:val="28"/>
+          <w:szCs w:val="28"/>
+        </w:rPr>
+        <w:t>on</w:t>
+      </w:r>
+      <w:proofErr w:type="gramEnd"/>
+      <w:r>
+        <w:rPr>
+          <w:sz w:val="28"/>
+          <w:szCs w:val="28"/>
+        </w:rPr>
+        <w:t xml:space="preserve"> autopilot about 80% of the time - there's that 80% again! We're unconsciously following patterns we're not even aware we've created.</w:t>
       </w:r>
     </w:p>
     <w:p>
@@ -552,22 +630,86 @@
           <w:sz w:val="28"/>
           <w:szCs w:val="28"/>
         </w:rPr>
-        <w:t xml:space="preserve"> "Let me paint a picture of invisible habits that might sound familiar. How many times today did you check your phone without consciously deciding to do so? Did you mindlessly snack while watching TV last night? Have you been putting off that workout 'until tomorrow' for the past week? Or found yourself scrolling social media when you intended to read that book?</w:t>
-      </w:r>
-    </w:p>
-    <w:p>
-      <w:pPr>
-        <w:rPr>
-          <w:sz w:val="28"/>
-          <w:szCs w:val="28"/>
-        </w:rPr>
-      </w:pPr>
-      <w:r>
-        <w:rPr>
-          <w:sz w:val="28"/>
-          <w:szCs w:val="28"/>
-        </w:rPr>
-        <w:t>These aren't character flaws - they're invisible habits. Carl Jung said it perfectly: 'Until you make the unconscious conscious, it will direct your life and you will call it fate.'</w:t>
+        <w:t xml:space="preserve"> "Let me paint a picture of invisible habits that might sound familiar. How many times today did you check your phone without consciously deciding to do so? Did you mindlessly snack while watching TV last night? Have you been putting off that workout 'until tomorrow' for the past week? Or </w:t>
+      </w:r>
+      <w:proofErr w:type="gramStart"/>
+      <w:r>
+        <w:rPr>
+          <w:sz w:val="28"/>
+          <w:szCs w:val="28"/>
+        </w:rPr>
+        <w:t>found</w:t>
+      </w:r>
+      <w:proofErr w:type="gramEnd"/>
+      <w:r>
+        <w:rPr>
+          <w:sz w:val="28"/>
+          <w:szCs w:val="28"/>
+        </w:rPr>
+        <w:t xml:space="preserve"> yourself </w:t>
+      </w:r>
+      <w:proofErr w:type="gramStart"/>
+      <w:r>
+        <w:rPr>
+          <w:sz w:val="28"/>
+          <w:szCs w:val="28"/>
+        </w:rPr>
+        <w:t>scrolling</w:t>
+      </w:r>
+      <w:proofErr w:type="gramEnd"/>
+      <w:r>
+        <w:rPr>
+          <w:sz w:val="28"/>
+          <w:szCs w:val="28"/>
+        </w:rPr>
+        <w:t xml:space="preserve"> social media when you intended to read that book?</w:t>
+      </w:r>
+    </w:p>
+    <w:p>
+      <w:pPr>
+        <w:rPr>
+          <w:sz w:val="28"/>
+          <w:szCs w:val="28"/>
+        </w:rPr>
+      </w:pPr>
+      <w:r>
+        <w:rPr>
+          <w:sz w:val="28"/>
+          <w:szCs w:val="28"/>
+        </w:rPr>
+        <w:t xml:space="preserve">These aren't character flaws - </w:t>
+      </w:r>
+      <w:proofErr w:type="gramStart"/>
+      <w:r>
+        <w:rPr>
+          <w:sz w:val="28"/>
+          <w:szCs w:val="28"/>
+        </w:rPr>
+        <w:t>they're</w:t>
+      </w:r>
+      <w:proofErr w:type="gramEnd"/>
+      <w:r>
+        <w:rPr>
+          <w:sz w:val="28"/>
+          <w:szCs w:val="28"/>
+        </w:rPr>
+        <w:t xml:space="preserve"> invisible habits. Carl Jung said it perfectly: 'Until you make the unconscious conscious, it will direct your </w:t>
+      </w:r>
+      <w:proofErr w:type="gramStart"/>
+      <w:r>
+        <w:rPr>
+          <w:sz w:val="28"/>
+          <w:szCs w:val="28"/>
+        </w:rPr>
+        <w:t>life</w:t>
+      </w:r>
+      <w:proofErr w:type="gramEnd"/>
+      <w:r>
+        <w:rPr>
+          <w:sz w:val="28"/>
+          <w:szCs w:val="28"/>
+        </w:rPr>
+        <w:t xml:space="preserve"> and you will call it fate.'</w:t>
       </w:r>
     </w:p>
     <w:p>
@@ -660,7 +802,39 @@
           <w:sz w:val="28"/>
           <w:szCs w:val="28"/>
         </w:rPr>
-        <w:t>Look at this example. Starting from wake up, we list every single habit until noon, then rate each one. Plus for habits that help you become who you want to be - like brushing teeth and reading news. Minus for habits that hinder your progress - like checking your phone immediately upon waking or skipping breakfast. Equals for neutral habits that neither help nor hurt.</w:t>
+        <w:t xml:space="preserve">Look at this example. Starting from </w:t>
+      </w:r>
+      <w:proofErr w:type="gramStart"/>
+      <w:r>
+        <w:rPr>
+          <w:sz w:val="28"/>
+          <w:szCs w:val="28"/>
+        </w:rPr>
+        <w:t>wake</w:t>
+      </w:r>
+      <w:proofErr w:type="gramEnd"/>
+      <w:r>
+        <w:rPr>
+          <w:sz w:val="28"/>
+          <w:szCs w:val="28"/>
+        </w:rPr>
+        <w:t xml:space="preserve"> up, we list every single habit until noon, then rate each one. </w:t>
+      </w:r>
+      <w:proofErr w:type="gramStart"/>
+      <w:r>
+        <w:rPr>
+          <w:sz w:val="28"/>
+          <w:szCs w:val="28"/>
+        </w:rPr>
+        <w:t>Plus</w:t>
+      </w:r>
+      <w:proofErr w:type="gramEnd"/>
+      <w:r>
+        <w:rPr>
+          <w:sz w:val="28"/>
+          <w:szCs w:val="28"/>
+        </w:rPr>
+        <w:t xml:space="preserve"> for habits that help you become who you want to be - like brushing teeth and reading news. Minus for habits that hinder your progress - like checking your phone immediately upon waking or skipping breakfast. Equals for neutral habits that neither help nor hurt.</w:t>
       </w:r>
     </w:p>
     <w:p>
@@ -758,7 +932,23 @@
           <w:sz w:val="28"/>
           <w:szCs w:val="28"/>
         </w:rPr>
-        <w:t>The formula is simple: After [Current Habit], I will [New Habit]. You're essentially piggy-backing your new elephant bite onto an already established routine.</w:t>
+        <w:t xml:space="preserve">The formula is simple: After [Current Habit], I will [New Habit]. You're essentially </w:t>
+      </w:r>
+      <w:proofErr w:type="gramStart"/>
+      <w:r>
+        <w:rPr>
+          <w:sz w:val="28"/>
+          <w:szCs w:val="28"/>
+        </w:rPr>
+        <w:t>piggy-backing</w:t>
+      </w:r>
+      <w:proofErr w:type="gramEnd"/>
+      <w:r>
+        <w:rPr>
+          <w:sz w:val="28"/>
+          <w:szCs w:val="28"/>
+        </w:rPr>
+        <w:t xml:space="preserve"> your new elephant bite onto an already established routine.</w:t>
       </w:r>
     </w:p>
     <w:p>
@@ -979,7 +1169,23 @@
           <w:sz w:val="28"/>
           <w:szCs w:val="28"/>
         </w:rPr>
-        <w:t>Which one sounds more likely to happen? The specific one, obviously! When you're specific, your brain knows exactly what to look for. Vague intentions leave too much room for your brain to say 'maybe later.'</w:t>
+        <w:t xml:space="preserve">Which one sounds more likely to happen? The specific one, obviously! When you're specific, your brain knows exactly what to look for. Vague intentions leave too much room for your brain to </w:t>
+      </w:r>
+      <w:proofErr w:type="gramStart"/>
+      <w:r>
+        <w:rPr>
+          <w:sz w:val="28"/>
+          <w:szCs w:val="28"/>
+        </w:rPr>
+        <w:t>say</w:t>
+      </w:r>
+      <w:proofErr w:type="gramEnd"/>
+      <w:r>
+        <w:rPr>
+          <w:sz w:val="28"/>
+          <w:szCs w:val="28"/>
+        </w:rPr>
+        <w:t xml:space="preserve"> 'maybe later.'</w:t>
       </w:r>
     </w:p>
     <w:p>
@@ -1047,7 +1253,23 @@
           <w:sz w:val="28"/>
           <w:szCs w:val="28"/>
         </w:rPr>
-        <w:t xml:space="preserve"> "Let me show you how all three strategies work together with a real elephant: reading more books. Many people want to read more, but they approach it like trying to swallow the elephant whole.</w:t>
+        <w:t xml:space="preserve"> "Let me show you how all three strategies work together with a real elephant: reading more books. Many people want to read more, but they approach it </w:t>
+      </w:r>
+      <w:proofErr w:type="gramStart"/>
+      <w:r>
+        <w:rPr>
+          <w:sz w:val="28"/>
+          <w:szCs w:val="28"/>
+        </w:rPr>
+        <w:t>like trying</w:t>
+      </w:r>
+      <w:proofErr w:type="gramEnd"/>
+      <w:r>
+        <w:rPr>
+          <w:sz w:val="28"/>
+          <w:szCs w:val="28"/>
+        </w:rPr>
+        <w:t xml:space="preserve"> to swallow the elephant whole.</w:t>
       </w:r>
     </w:p>
     <w:p>
@@ -1077,7 +1299,39 @@
           <w:sz w:val="28"/>
           <w:szCs w:val="28"/>
         </w:rPr>
-        <w:t>Notice how we're not trying to read for an hour - that's too big a bite. Five minutes is obvious, manageable, and builds the identity: 'I am becoming a reader who starts each day with learning.'</w:t>
+        <w:t xml:space="preserve">Notice how we're not trying to read for an hour - that's too big a </w:t>
+      </w:r>
+      <w:proofErr w:type="gramStart"/>
+      <w:r>
+        <w:rPr>
+          <w:sz w:val="28"/>
+          <w:szCs w:val="28"/>
+        </w:rPr>
+        <w:t>bite</w:t>
+      </w:r>
+      <w:proofErr w:type="gramEnd"/>
+      <w:r>
+        <w:rPr>
+          <w:sz w:val="28"/>
+          <w:szCs w:val="28"/>
+        </w:rPr>
+        <w:t xml:space="preserve">. Five minutes is obvious, manageable, and builds the identity: 'I am becoming a reader who </w:t>
+      </w:r>
+      <w:proofErr w:type="gramStart"/>
+      <w:r>
+        <w:rPr>
+          <w:sz w:val="28"/>
+          <w:szCs w:val="28"/>
+        </w:rPr>
+        <w:t>starts</w:t>
+      </w:r>
+      <w:proofErr w:type="gramEnd"/>
+      <w:r>
+        <w:rPr>
+          <w:sz w:val="28"/>
+          <w:szCs w:val="28"/>
+        </w:rPr>
+        <w:t xml:space="preserve"> each day with learning.'</w:t>
       </w:r>
     </w:p>
     <w:p>
@@ -1225,7 +1479,23 @@
           <w:sz w:val="28"/>
           <w:szCs w:val="28"/>
         </w:rPr>
-        <w:t>Every elephant is eaten one obvious, intentional bite at a time."</w:t>
+        <w:t xml:space="preserve">Every elephant </w:t>
+      </w:r>
+      <w:proofErr w:type="gramStart"/>
+      <w:r>
+        <w:rPr>
+          <w:sz w:val="28"/>
+          <w:szCs w:val="28"/>
+        </w:rPr>
+        <w:t>is eaten</w:t>
+      </w:r>
+      <w:proofErr w:type="gramEnd"/>
+      <w:r>
+        <w:rPr>
+          <w:sz w:val="28"/>
+          <w:szCs w:val="28"/>
+        </w:rPr>
+        <w:t xml:space="preserve"> one obvious, intentional bite at a time."</w:t>
       </w:r>
       <w:r>
         <w:rPr>
@@ -1292,7 +1562,23 @@
           <w:sz w:val="28"/>
           <w:szCs w:val="28"/>
         </w:rPr>
-        <w:t>, we'll explore the Second Law: Make it Attractive. You'll learn how to make your elephant bites so irresistible that you'll actually crave taking them. We'll dive into the neuroscience of dopamine, discover temptation bundling strategies, and create compelling reasons to act.</w:t>
+        <w:t xml:space="preserve">, we'll explore the Second Law: Make it Attractive. You'll learn how to make your elephant bites so irresistible that you'll </w:t>
+      </w:r>
+      <w:proofErr w:type="gramStart"/>
+      <w:r>
+        <w:rPr>
+          <w:sz w:val="28"/>
+          <w:szCs w:val="28"/>
+        </w:rPr>
+        <w:t>actually crave</w:t>
+      </w:r>
+      <w:proofErr w:type="gramEnd"/>
+      <w:r>
+        <w:rPr>
+          <w:sz w:val="28"/>
+          <w:szCs w:val="28"/>
+        </w:rPr>
+        <w:t xml:space="preserve"> taking them. We'll dive into the neuroscience of dopamine, discover temptation bundling strategies, and create compelling reasons to act.</w:t>
       </w:r>
     </w:p>
     <w:p>
